--- a/Enea_Zguro_Resume.docx
+++ b/Enea_Zguro_Resume.docx
@@ -25,7 +25,7 @@
         <w:rPr>
           <w:rFonts w:ascii="Franklin Gothic" w:eastAsia="Franklin Gothic" w:hAnsi="Franklin Gothic" w:cs="Franklin Gothic"/>
         </w:rPr>
-        <w:t>eneazguro02@gmail.com  •  (518) 833-9686 •</w:t>
+        <w:t>eneazguro02@gmail.com  • (518) 833-9686 •</w:t>
       </w:r>
       <w:hyperlink r:id="rId5">
         <w:r>
@@ -74,14 +74,7 @@
             <w:rFonts w:ascii="Franklin Gothic" w:eastAsia="Franklin Gothic" w:hAnsi="Franklin Gothic" w:cs="Franklin Gothic"/>
             <w:sz w:val="20"/>
           </w:rPr>
-          <w:t>GitHu</w:t>
-        </w:r>
-        <w:r>
-          <w:rPr>
-            <w:rFonts w:ascii="Franklin Gothic" w:eastAsia="Franklin Gothic" w:hAnsi="Franklin Gothic" w:cs="Franklin Gothic"/>
-            <w:sz w:val="20"/>
-          </w:rPr>
-          <w:t>b</w:t>
+          <w:t>GitHub</w:t>
         </w:r>
       </w:hyperlink>
       <w:hyperlink r:id="rId11">
@@ -252,7 +245,7 @@
     </w:p>
     <w:p>
       <w:pPr>
-        <w:spacing w:after="71" w:line="360" w:lineRule="auto"/>
+        <w:spacing w:after="71" w:line="240" w:lineRule="auto"/>
         <w:ind w:left="355" w:right="4742"/>
       </w:pPr>
       <w:r>
@@ -304,7 +297,7 @@
         <mc:AlternateContent>
           <mc:Choice Requires="wpg">
             <w:drawing>
-              <wp:inline distT="0" distB="0" distL="0" distR="0" wp14:anchorId="64617353" wp14:editId="099220CE">
+              <wp:inline distT="0" distB="0" distL="0" distR="0" wp14:anchorId="64617353" wp14:editId="2D133AF9">
                 <wp:extent cx="5954014" cy="9144"/>
                 <wp:effectExtent l="0" t="0" r="0" b="0"/>
                 <wp:docPr id="4002" name="Group 4002"/>
@@ -381,13 +374,14 @@
               </wp:inline>
             </w:drawing>
           </mc:Choice>
-          <mc:Fallback xmlns:a="http://schemas.openxmlformats.org/drawingml/2006/main">
+          <mc:Fallback>
             <w:pict>
-              <v:group id="Group 4002" style="width:468.82pt;height:0.719971pt;mso-position-horizontal-relative:char;mso-position-vertical-relative:line" coordsize="59540,91">
-                <v:shape id="Shape 4941" style="position:absolute;width:59540;height:91;left:0;top:0;" coordsize="5954014,9144" path="m0,0l5954014,0l5954014,9144l0,9144l0,0">
-                  <v:stroke weight="0pt" endcap="flat" joinstyle="miter" miterlimit="10" on="false" color="#000000" opacity="0"/>
-                  <v:fill on="true" color="#000000"/>
+              <v:group w14:anchorId="3946B2CE" id="Group 4002" o:spid="_x0000_s1026" style="width:468.8pt;height:.7pt;mso-position-horizontal-relative:char;mso-position-vertical-relative:line" coordsize="59540,91" o:gfxdata="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">
+                <v:shape id="Shape 4940" o:spid="_x0000_s1027" style="position:absolute;width:59540;height:91;visibility:visible;mso-wrap-style:square;v-text-anchor:top" coordsize="5954014,9144" o:gfxdata="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" path="m,l5954014,r,9144l,9144,,e" fillcolor="black" stroked="f" strokeweight="0">
+                  <v:stroke miterlimit="83231f" joinstyle="miter"/>
+                  <v:path arrowok="t" textboxrect="0,0,5954014,9144"/>
                 </v:shape>
+                <w10:anchorlock/>
               </v:group>
             </w:pict>
           </mc:Fallback>
@@ -443,7 +437,7 @@
         <w:rPr>
           <w:i/>
         </w:rPr>
-        <w:t xml:space="preserve">Co-Owner  </w:t>
+        <w:t>Operations and Technology Manager</w:t>
       </w:r>
     </w:p>
     <w:p>
@@ -495,21 +489,14 @@
         <w:ind w:hanging="360"/>
       </w:pPr>
       <w:r>
-        <w:t xml:space="preserve">Oversee VEPA’s online presence, including the design and deployment of a modern, responsive website. </w:t>
-      </w:r>
-    </w:p>
-    <w:p>
-      <w:pPr>
-        <w:numPr>
-          <w:ilvl w:val="0"/>
-          <w:numId w:val="1"/>
-        </w:numPr>
-        <w:spacing w:after="157" w:line="240" w:lineRule="auto"/>
-        <w:ind w:hanging="360"/>
-      </w:pPr>
-      <w:r>
-        <w:t xml:space="preserve">Implement and maintain cloud-based inventory systems to streamline listings, inquiries and administrative updates. </w:t>
-      </w:r>
+        <w:t>Oversee VEPA’s online presence, including the design and deployment of a modern, responsive website.</w:t>
+      </w:r>
+    </w:p>
+    <w:p>
+      <w:pPr>
+        <w:spacing w:line="240" w:lineRule="auto"/>
+        <w:ind w:left="705" w:firstLine="0"/>
+      </w:pPr>
     </w:p>
     <w:p>
       <w:pPr>
@@ -532,16 +519,7 @@
         <w:tab/>
       </w:r>
       <w:r>
-        <w:t>202</w:t>
-      </w:r>
-      <w:r>
-        <w:t xml:space="preserve">2 </w:t>
-      </w:r>
-      <w:r>
-        <w:t>–</w:t>
-      </w:r>
-      <w:r>
-        <w:t xml:space="preserve"> 2025</w:t>
+        <w:t>2022 – 2025</w:t>
       </w:r>
     </w:p>
     <w:p>
@@ -563,7 +541,153 @@
         <w:t>‐</w:t>
       </w:r>
       <w:r>
-        <w:t xml:space="preserve">centric upselling strategies (maintenance packages, service add-ons), driving a 40% increase in monthly revenue. </w:t>
+        <w:t xml:space="preserve">centric upselling strategies, driving a 40% increase in monthly revenue. </w:t>
+      </w:r>
+    </w:p>
+    <w:p>
+      <w:pPr>
+        <w:numPr>
+          <w:ilvl w:val="0"/>
+          <w:numId w:val="1"/>
+        </w:numPr>
+        <w:spacing w:line="240" w:lineRule="auto"/>
+        <w:ind w:hanging="360"/>
+      </w:pPr>
+      <w:r>
+        <w:t>Built and deployed VEPA Auto-Care’s responsive online inventory platform implementing real-time filtering, dynamic listing cards, and Google Maps integration.</w:t>
+      </w:r>
+    </w:p>
+    <w:p>
+      <w:pPr>
+        <w:spacing w:line="240" w:lineRule="auto"/>
+        <w:ind w:left="705" w:firstLine="0"/>
+      </w:pPr>
+      <w:r>
+        <w:tab/>
+      </w:r>
+      <w:r>
+        <w:rPr>
+          <w:i/>
+        </w:rPr>
+        <w:tab/>
+      </w:r>
+      <w:r>
+        <w:rPr>
+          <w:i/>
+        </w:rPr>
+        <w:tab/>
+      </w:r>
+      <w:r>
+        <w:t xml:space="preserve"> </w:t>
+      </w:r>
+    </w:p>
+    <w:p>
+      <w:pPr>
+        <w:tabs>
+          <w:tab w:val="right" w:pos="9351"/>
+        </w:tabs>
+        <w:spacing w:line="240" w:lineRule="auto"/>
+        <w:ind w:left="0" w:firstLine="0"/>
+      </w:pPr>
+      <w:r>
+        <w:rPr>
+          <w:b/>
+          <w:bCs/>
+        </w:rPr>
+        <w:t>NYS Office of General Services Procurement Services</w:t>
+      </w:r>
+      <w:r>
+        <w:t xml:space="preserve"> - </w:t>
+      </w:r>
+      <w:r>
+        <w:t xml:space="preserve">Albany, NY </w:t>
+      </w:r>
+      <w:r>
+        <w:tab/>
+      </w:r>
+      <w:r>
+        <w:t xml:space="preserve">2024 – 2025 </w:t>
+      </w:r>
+    </w:p>
+    <w:p>
+      <w:pPr>
+        <w:spacing w:after="161" w:line="240" w:lineRule="auto"/>
+        <w:ind w:left="355"/>
+      </w:pPr>
+      <w:r>
+        <w:rPr>
+          <w:i/>
+        </w:rPr>
+        <w:t xml:space="preserve">Student Intern </w:t>
+      </w:r>
+    </w:p>
+    <w:p>
+      <w:pPr>
+        <w:numPr>
+          <w:ilvl w:val="0"/>
+          <w:numId w:val="1"/>
+        </w:numPr>
+        <w:spacing w:after="26" w:line="240" w:lineRule="auto"/>
+        <w:ind w:hanging="360"/>
+      </w:pPr>
+      <w:r>
+        <w:t>Designed and deployed automated Excel workbooks (VBA macros) to collect and consolidate procurement data, cutting manual data</w:t>
+      </w:r>
+      <w:r>
+        <w:rPr>
+          <w:rFonts w:ascii="Cambria Math" w:eastAsia="Cambria Math" w:hAnsi="Cambria Math" w:cs="Cambria Math"/>
+        </w:rPr>
+        <w:t>‐</w:t>
+      </w:r>
+      <w:r>
+        <w:t xml:space="preserve">entry time by 55% and improving reporting accuracy. </w:t>
+      </w:r>
+    </w:p>
+    <w:p>
+      <w:pPr>
+        <w:numPr>
+          <w:ilvl w:val="0"/>
+          <w:numId w:val="1"/>
+        </w:numPr>
+        <w:spacing w:after="35" w:line="240" w:lineRule="auto"/>
+        <w:ind w:hanging="360"/>
+      </w:pPr>
+      <w:r>
+        <w:t>Integrated macros into daily workflows for multiple divisions, enabling real</w:t>
+      </w:r>
+      <w:r>
+        <w:rPr>
+          <w:rFonts w:ascii="Cambria Math" w:eastAsia="Cambria Math" w:hAnsi="Cambria Math" w:cs="Cambria Math"/>
+        </w:rPr>
+        <w:t>‐</w:t>
+      </w:r>
+      <w:r>
+        <w:t xml:space="preserve">time status updates and reducing errors in quarterly reports by 30%. </w:t>
+      </w:r>
+    </w:p>
+    <w:p>
+      <w:pPr>
+        <w:numPr>
+          <w:ilvl w:val="0"/>
+          <w:numId w:val="1"/>
+        </w:numPr>
+        <w:spacing w:after="35" w:line="240" w:lineRule="auto"/>
+        <w:ind w:hanging="360"/>
+      </w:pPr>
+      <w:r>
+        <w:t>Analyzed existing procurement processes</w:t>
+      </w:r>
+      <w:r>
+        <w:t xml:space="preserve"> and </w:t>
+      </w:r>
+      <w:r>
+        <w:t>recommended</w:t>
+      </w:r>
+      <w:r>
+        <w:t>/</w:t>
+      </w:r>
+      <w:r>
+        <w:t xml:space="preserve">implemented process improvements that streamlined contract tracking and yielded faster turnaround on vendor onboarding. </w:t>
       </w:r>
     </w:p>
     <w:p>
@@ -576,25 +700,19 @@
         <w:ind w:hanging="360"/>
       </w:pPr>
       <w:r>
-        <w:t xml:space="preserve">Built and deployed VEPA Auto-Care’s responsive online inventory platform implementing real-time filtering, dynamic listing cards, and Google Maps integration for dealership locations. </w:t>
-      </w:r>
-      <w:r>
-        <w:tab/>
-      </w:r>
-      <w:r>
-        <w:rPr>
-          <w:i/>
-        </w:rPr>
-        <w:tab/>
-      </w:r>
-      <w:r>
-        <w:rPr>
-          <w:i/>
-        </w:rPr>
-        <w:tab/>
-      </w:r>
-      <w:r>
-        <w:t xml:space="preserve"> </w:t>
+        <w:t>Assisted in preparing and reviewing contracts</w:t>
+      </w:r>
+      <w:r>
+        <w:t xml:space="preserve"> by </w:t>
+      </w:r>
+      <w:r>
+        <w:t>coordinat</w:t>
+      </w:r>
+      <w:r>
+        <w:t>ing</w:t>
+      </w:r>
+      <w:r>
+        <w:t xml:space="preserve"> with legal, finance, and vendor teams to ensure compliance and timely execution. </w:t>
       </w:r>
     </w:p>
     <w:p>
@@ -610,19 +728,17 @@
           <w:b/>
           <w:bCs/>
         </w:rPr>
-        <w:t>NYS Office of General Services Procurement Services</w:t>
-      </w:r>
-      <w:r>
-        <w:t xml:space="preserve"> - </w:t>
-      </w:r>
-      <w:r>
-        <w:t xml:space="preserve">Albany, NY </w:t>
+        <w:t>SUNY Albany</w:t>
+      </w:r>
+      <w:r>
+        <w:t xml:space="preserve"> -</w:t>
+      </w:r>
+      <w:r>
+        <w:t xml:space="preserve"> Albany, NY </w:t>
       </w:r>
       <w:r>
         <w:tab/>
-      </w:r>
-      <w:r>
-        <w:t xml:space="preserve">2024 – 2025 </w:t>
+        <w:t xml:space="preserve">2023 – 2025 </w:t>
       </w:r>
     </w:p>
     <w:p>
@@ -634,29 +750,7 @@
         <w:rPr>
           <w:i/>
         </w:rPr>
-        <w:t xml:space="preserve">Student Intern </w:t>
-      </w:r>
-    </w:p>
-    <w:p>
-      <w:pPr>
-        <w:numPr>
-          <w:ilvl w:val="0"/>
-          <w:numId w:val="1"/>
-        </w:numPr>
-        <w:spacing w:after="26" w:line="240" w:lineRule="auto"/>
-        <w:ind w:hanging="360"/>
-      </w:pPr>
-      <w:r>
-        <w:t>Designed and deployed automated Excel workbooks (VBA macros) to collect and consolidate procurement data, cutting manual data</w:t>
-      </w:r>
-      <w:r>
-        <w:rPr>
-          <w:rFonts w:ascii="Cambria Math" w:eastAsia="Cambria Math" w:hAnsi="Cambria Math" w:cs="Cambria Math"/>
-        </w:rPr>
-        <w:t>‐</w:t>
-      </w:r>
-      <w:r>
-        <w:t xml:space="preserve">entry time by 55% and improving reporting accuracy. </w:t>
+        <w:t xml:space="preserve">Teaching Assistant for BITM215 (Business Information and Technology Management) </w:t>
       </w:r>
     </w:p>
     <w:p>
@@ -669,116 +763,6 @@
         <w:ind w:hanging="360"/>
       </w:pPr>
       <w:r>
-        <w:t>Integrated macros into daily workflows for multiple divisions, enabling real</w:t>
-      </w:r>
-      <w:r>
-        <w:rPr>
-          <w:rFonts w:ascii="Cambria Math" w:eastAsia="Cambria Math" w:hAnsi="Cambria Math" w:cs="Cambria Math"/>
-        </w:rPr>
-        <w:t>‐</w:t>
-      </w:r>
-      <w:r>
-        <w:t xml:space="preserve">time status updates and reducing errors in quarterly reports by 30%. </w:t>
-      </w:r>
-    </w:p>
-    <w:p>
-      <w:pPr>
-        <w:numPr>
-          <w:ilvl w:val="0"/>
-          <w:numId w:val="1"/>
-        </w:numPr>
-        <w:spacing w:after="35" w:line="240" w:lineRule="auto"/>
-        <w:ind w:hanging="360"/>
-      </w:pPr>
-      <w:r>
-        <w:t>Analyzed existing procurement processes</w:t>
-      </w:r>
-      <w:r>
-        <w:t xml:space="preserve"> and </w:t>
-      </w:r>
-      <w:r>
-        <w:t>recommended</w:t>
-      </w:r>
-      <w:r>
-        <w:t>/</w:t>
-      </w:r>
-      <w:r>
-        <w:t xml:space="preserve">implemented process improvements that streamlined contract tracking and yielded faster turnaround on vendor onboarding. </w:t>
-      </w:r>
-    </w:p>
-    <w:p>
-      <w:pPr>
-        <w:numPr>
-          <w:ilvl w:val="0"/>
-          <w:numId w:val="1"/>
-        </w:numPr>
-        <w:spacing w:after="185" w:line="240" w:lineRule="auto"/>
-        <w:ind w:hanging="360"/>
-      </w:pPr>
-      <w:r>
-        <w:t>Assisted in preparing and reviewing contracts</w:t>
-      </w:r>
-      <w:r>
-        <w:t xml:space="preserve"> by </w:t>
-      </w:r>
-      <w:r>
-        <w:t>coordinat</w:t>
-      </w:r>
-      <w:r>
-        <w:t>ing</w:t>
-      </w:r>
-      <w:r>
-        <w:t xml:space="preserve"> with legal, finance, and vendor teams to ensure compliance and timely execution. </w:t>
-      </w:r>
-    </w:p>
-    <w:p>
-      <w:pPr>
-        <w:tabs>
-          <w:tab w:val="right" w:pos="9351"/>
-        </w:tabs>
-        <w:spacing w:line="240" w:lineRule="auto"/>
-        <w:ind w:left="0" w:firstLine="0"/>
-      </w:pPr>
-      <w:r>
-        <w:rPr>
-          <w:b/>
-          <w:bCs/>
-        </w:rPr>
-        <w:t>SUNY Albany</w:t>
-      </w:r>
-      <w:r>
-        <w:t xml:space="preserve"> -</w:t>
-      </w:r>
-      <w:r>
-        <w:t xml:space="preserve"> Albany, NY </w:t>
-      </w:r>
-      <w:r>
-        <w:tab/>
-        <w:t xml:space="preserve">2023 – 2025 </w:t>
-      </w:r>
-    </w:p>
-    <w:p>
-      <w:pPr>
-        <w:spacing w:after="161" w:line="240" w:lineRule="auto"/>
-        <w:ind w:left="355"/>
-      </w:pPr>
-      <w:r>
-        <w:rPr>
-          <w:i/>
-        </w:rPr>
-        <w:t xml:space="preserve">Teaching Assistant for BITM215 (Business Information and Technology Management) </w:t>
-      </w:r>
-    </w:p>
-    <w:p>
-      <w:pPr>
-        <w:numPr>
-          <w:ilvl w:val="0"/>
-          <w:numId w:val="1"/>
-        </w:numPr>
-        <w:spacing w:after="35" w:line="240" w:lineRule="auto"/>
-        <w:ind w:hanging="360"/>
-      </w:pPr>
-      <w:r>
         <w:t xml:space="preserve">Lead weekly lab sessions on advanced Excel functions (pivot tables, VLOOKUP, Power Query) to help 100+ students solve </w:t>
       </w:r>
       <w:r>
@@ -825,159 +809,6 @@
       </w:pPr>
       <w:r>
         <w:t xml:space="preserve">Proctor and grade exams; collaborate with faculty to refine curriculum and identify areas where supplemental instruction is needed. </w:t>
-      </w:r>
-    </w:p>
-    <w:p>
-      <w:pPr>
-        <w:tabs>
-          <w:tab w:val="right" w:pos="9351"/>
-        </w:tabs>
-        <w:spacing w:line="240" w:lineRule="auto"/>
-        <w:ind w:left="0" w:firstLine="0"/>
-      </w:pPr>
-      <w:r>
-        <w:rPr>
-          <w:b/>
-          <w:bCs/>
-        </w:rPr>
-        <w:t>Shogun Sushi</w:t>
-      </w:r>
-      <w:r>
-        <w:t xml:space="preserve"> - </w:t>
-      </w:r>
-      <w:r>
-        <w:t xml:space="preserve">Delmar, NY </w:t>
-      </w:r>
-      <w:r>
-        <w:tab/>
-        <w:t xml:space="preserve">2022 – 2023 </w:t>
-      </w:r>
-    </w:p>
-    <w:p>
-      <w:pPr>
-        <w:spacing w:after="161" w:line="240" w:lineRule="auto"/>
-        <w:ind w:left="355"/>
-      </w:pPr>
-      <w:r>
-        <w:rPr>
-          <w:i/>
-        </w:rPr>
-        <w:t xml:space="preserve">Server &amp; Bartender </w:t>
-      </w:r>
-    </w:p>
-    <w:p>
-      <w:pPr>
-        <w:numPr>
-          <w:ilvl w:val="0"/>
-          <w:numId w:val="1"/>
-        </w:numPr>
-        <w:spacing w:after="36" w:line="240" w:lineRule="auto"/>
-        <w:ind w:hanging="360"/>
-      </w:pPr>
-      <w:r>
-        <w:t xml:space="preserve">Delivered high-quality service to diners in a fast-paced sushi restaurant, balancing front-of-house duties with bar responsibilities during peak dinner shifts. </w:t>
-      </w:r>
-    </w:p>
-    <w:p>
-      <w:pPr>
-        <w:numPr>
-          <w:ilvl w:val="0"/>
-          <w:numId w:val="1"/>
-        </w:numPr>
-        <w:spacing w:after="36" w:line="240" w:lineRule="auto"/>
-        <w:ind w:hanging="360"/>
-      </w:pPr>
-      <w:r>
-        <w:t>Managed POS transactions, processed payments, and maintained accurate tabs for up to 8 tables simultaneously, ensuring timely order delivery and check accuracy.</w:t>
-      </w:r>
-    </w:p>
-    <w:p>
-      <w:pPr>
-        <w:spacing w:after="36" w:line="240" w:lineRule="auto"/>
-        <w:ind w:left="705" w:firstLine="0"/>
-      </w:pPr>
-    </w:p>
-    <w:p>
-      <w:pPr>
-        <w:tabs>
-          <w:tab w:val="right" w:pos="9351"/>
-        </w:tabs>
-        <w:spacing w:line="240" w:lineRule="auto"/>
-        <w:ind w:left="0" w:firstLine="0"/>
-      </w:pPr>
-      <w:proofErr w:type="spellStart"/>
-      <w:r>
-        <w:rPr>
-          <w:b/>
-          <w:bCs/>
-        </w:rPr>
-        <w:t>Emack</w:t>
-      </w:r>
-      <w:proofErr w:type="spellEnd"/>
-      <w:r>
-        <w:rPr>
-          <w:b/>
-          <w:bCs/>
-        </w:rPr>
-        <w:t xml:space="preserve"> &amp; </w:t>
-      </w:r>
-      <w:proofErr w:type="spellStart"/>
-      <w:r>
-        <w:rPr>
-          <w:b/>
-          <w:bCs/>
-        </w:rPr>
-        <w:t>Bolios</w:t>
-      </w:r>
-      <w:proofErr w:type="spellEnd"/>
-      <w:r>
-        <w:t xml:space="preserve"> - </w:t>
-      </w:r>
-      <w:r>
-        <w:t xml:space="preserve">Albany, NY </w:t>
-      </w:r>
-      <w:r>
-        <w:tab/>
-      </w:r>
-      <w:r>
-        <w:t xml:space="preserve">2019 – 2024 </w:t>
-      </w:r>
-    </w:p>
-    <w:p>
-      <w:pPr>
-        <w:spacing w:after="161" w:line="240" w:lineRule="auto"/>
-        <w:ind w:left="355"/>
-      </w:pPr>
-      <w:r>
-        <w:rPr>
-          <w:i/>
-        </w:rPr>
-        <w:t xml:space="preserve">Shift Manager  </w:t>
-      </w:r>
-    </w:p>
-    <w:p>
-      <w:pPr>
-        <w:numPr>
-          <w:ilvl w:val="0"/>
-          <w:numId w:val="1"/>
-        </w:numPr>
-        <w:spacing w:after="33" w:line="240" w:lineRule="auto"/>
-        <w:ind w:hanging="360"/>
-      </w:pPr>
-      <w:r>
-        <w:t xml:space="preserve">Trained and supervised 10+ frontline staff on service standards, </w:t>
-      </w:r>
-      <w:r>
-        <w:t>managed daily operations</w:t>
-      </w:r>
-      <w:r>
-        <w:t xml:space="preserve"> and improv</w:t>
-      </w:r>
-      <w:r>
-        <w:t>ed</w:t>
-      </w:r>
-      <w:r>
-        <w:t xml:space="preserve"> customer satisfaction ratings. </w:t>
       </w:r>
     </w:p>
     <w:p>
@@ -1170,49 +1001,6 @@
         <w:tabs>
           <w:tab w:val="right" w:pos="9351"/>
         </w:tabs>
-        <w:spacing w:after="97" w:line="240" w:lineRule="auto"/>
-        <w:ind w:left="0" w:firstLine="0"/>
-      </w:pPr>
-      <w:r>
-        <w:rPr>
-          <w:b/>
-          <w:bCs/>
-          <w:i/>
-          <w:iCs/>
-        </w:rPr>
-        <w:t>Math AI Tutor</w:t>
-      </w:r>
-      <w:r>
-        <w:t xml:space="preserve">  </w:t>
-      </w:r>
-      <w:r>
-        <w:tab/>
-      </w:r>
-      <w:r>
-        <w:t>February 2025</w:t>
-      </w:r>
-      <w:r>
-        <w:t xml:space="preserve"> </w:t>
-      </w:r>
-    </w:p>
-    <w:p>
-      <w:pPr>
-        <w:numPr>
-          <w:ilvl w:val="0"/>
-          <w:numId w:val="2"/>
-        </w:numPr>
-        <w:spacing w:after="186" w:line="240" w:lineRule="auto"/>
-        <w:ind w:hanging="360"/>
-      </w:pPr>
-      <w:r>
-        <w:t xml:space="preserve">Developed an AI-driven math tutoring web app using Spring Boot, Maven, Firebase, Postman, and vanilla JavaScript for interactive problem solving. </w:t>
-      </w:r>
-    </w:p>
-    <w:p>
-      <w:pPr>
-        <w:tabs>
-          <w:tab w:val="right" w:pos="9351"/>
-        </w:tabs>
         <w:spacing w:after="84" w:line="240" w:lineRule="auto"/>
         <w:ind w:left="0" w:firstLine="0"/>
       </w:pPr>
@@ -1288,6 +1076,7 @@
           <w:i/>
           <w:iCs/>
         </w:rPr>
+        <w:lastRenderedPageBreak/>
         <w:t>Virtual Processor</w:t>
       </w:r>
       <w:r>
@@ -1375,53 +1164,6 @@
         <w:tabs>
           <w:tab w:val="right" w:pos="9351"/>
         </w:tabs>
-        <w:spacing w:after="82" w:line="240" w:lineRule="auto"/>
-        <w:ind w:left="0" w:firstLine="0"/>
-      </w:pPr>
-      <w:r>
-        <w:rPr>
-          <w:b/>
-          <w:bCs/>
-          <w:i/>
-          <w:iCs/>
-        </w:rPr>
-        <w:t>Travel Buddy</w:t>
-      </w:r>
-      <w:r>
-        <w:t xml:space="preserve"> </w:t>
-      </w:r>
-      <w:r>
-        <w:tab/>
-      </w:r>
-      <w:r>
-        <w:rPr>
-          <w:rFonts w:ascii="Calibri" w:eastAsia="Calibri" w:hAnsi="Calibri" w:cs="Calibri"/>
-          <w:bCs/>
-        </w:rPr>
-        <w:t>May 2024</w:t>
-      </w:r>
-      <w:r>
-        <w:t xml:space="preserve"> </w:t>
-      </w:r>
-    </w:p>
-    <w:p>
-      <w:pPr>
-        <w:numPr>
-          <w:ilvl w:val="0"/>
-          <w:numId w:val="2"/>
-        </w:numPr>
-        <w:spacing w:after="186" w:line="240" w:lineRule="auto"/>
-        <w:ind w:hanging="360"/>
-      </w:pPr>
-      <w:r>
-        <w:t xml:space="preserve">Created a full-stack travel planning web app with React (front end), C#, and MongoDB (back end), allowing users to search, save, and rate destinations. </w:t>
-      </w:r>
-    </w:p>
-    <w:p>
-      <w:pPr>
-        <w:tabs>
-          <w:tab w:val="right" w:pos="9351"/>
-        </w:tabs>
         <w:spacing w:after="83" w:line="240" w:lineRule="auto"/>
         <w:ind w:left="0" w:firstLine="0"/>
         <w:rPr>
@@ -1469,268 +1211,6 @@
       <w:r>
         <w:t xml:space="preserve">Constructed an AWK compiler/interpreter using Java through Eclipse. The system performs lexical analysis to tokenize input, apply parsing techniques and build an AST to interpret instructions in real time.  </w:t>
       </w:r>
-    </w:p>
-    <w:p>
-      <w:pPr>
-        <w:spacing w:line="240" w:lineRule="auto"/>
-        <w:ind w:left="24"/>
-      </w:pPr>
-      <w:r>
-        <w:t xml:space="preserve">CAMPUS INVOLVMENT </w:t>
-      </w:r>
-    </w:p>
-    <w:p>
-      <w:pPr>
-        <w:spacing w:after="19" w:line="240" w:lineRule="auto"/>
-        <w:ind w:left="-14" w:right="-11" w:firstLine="0"/>
-      </w:pPr>
-      <w:r>
-        <w:rPr>
-          <w:rFonts w:ascii="Calibri" w:eastAsia="Calibri" w:hAnsi="Calibri" w:cs="Calibri"/>
-          <w:noProof/>
-          <w:sz w:val="22"/>
-        </w:rPr>
-        <mc:AlternateContent>
-          <mc:Choice Requires="wpg">
-            <w:drawing>
-              <wp:inline distT="0" distB="0" distL="0" distR="0" wp14:anchorId="448E1B58" wp14:editId="1ABBE2ED">
-                <wp:extent cx="5954014" cy="9144"/>
-                <wp:effectExtent l="0" t="0" r="0" b="0"/>
-                <wp:docPr id="4000" name="Group 4000"/>
-                <wp:cNvGraphicFramePr/>
-                <a:graphic xmlns:a="http://schemas.openxmlformats.org/drawingml/2006/main">
-                  <a:graphicData uri="http://schemas.microsoft.com/office/word/2010/wordprocessingGroup">
-                    <wpg:wgp>
-                      <wpg:cNvGrpSpPr/>
-                      <wpg:grpSpPr>
-                        <a:xfrm>
-                          <a:off x="0" y="0"/>
-                          <a:ext cx="5954014" cy="9144"/>
-                          <a:chOff x="0" y="0"/>
-                          <a:chExt cx="5954014" cy="9144"/>
-                        </a:xfrm>
-                      </wpg:grpSpPr>
-                      <wps:wsp>
-                        <wps:cNvPr id="4944" name="Shape 4944"/>
-                        <wps:cNvSpPr/>
-                        <wps:spPr>
-                          <a:xfrm>
-                            <a:off x="0" y="0"/>
-                            <a:ext cx="5954014" cy="9144"/>
-                          </a:xfrm>
-                          <a:custGeom>
-                            <a:avLst/>
-                            <a:gdLst/>
-                            <a:ahLst/>
-                            <a:cxnLst/>
-                            <a:rect l="0" t="0" r="0" b="0"/>
-                            <a:pathLst>
-                              <a:path w="5954014" h="9144">
-                                <a:moveTo>
-                                  <a:pt x="0" y="0"/>
-                                </a:moveTo>
-                                <a:lnTo>
-                                  <a:pt x="5954014" y="0"/>
-                                </a:lnTo>
-                                <a:lnTo>
-                                  <a:pt x="5954014" y="9144"/>
-                                </a:lnTo>
-                                <a:lnTo>
-                                  <a:pt x="0" y="9144"/>
-                                </a:lnTo>
-                                <a:lnTo>
-                                  <a:pt x="0" y="0"/>
-                                </a:lnTo>
-                              </a:path>
-                            </a:pathLst>
-                          </a:custGeom>
-                          <a:ln w="0" cap="flat">
-                            <a:miter lim="127000"/>
-                          </a:ln>
-                        </wps:spPr>
-                        <wps:style>
-                          <a:lnRef idx="0">
-                            <a:srgbClr val="000000">
-                              <a:alpha val="0"/>
-                            </a:srgbClr>
-                          </a:lnRef>
-                          <a:fillRef idx="1">
-                            <a:srgbClr val="000000"/>
-                          </a:fillRef>
-                          <a:effectRef idx="0">
-                            <a:scrgbClr r="0" g="0" b="0"/>
-                          </a:effectRef>
-                          <a:fontRef idx="none"/>
-                        </wps:style>
-                        <wps:bodyPr/>
-                      </wps:wsp>
-                    </wpg:wgp>
-                  </a:graphicData>
-                </a:graphic>
-              </wp:inline>
-            </w:drawing>
-          </mc:Choice>
-          <mc:Fallback xmlns:a="http://schemas.openxmlformats.org/drawingml/2006/main">
-            <w:pict>
-              <v:group id="Group 4000" style="width:468.82pt;height:0.720032pt;mso-position-horizontal-relative:char;mso-position-vertical-relative:line" coordsize="59540,91">
-                <v:shape id="Shape 4945" style="position:absolute;width:59540;height:91;left:0;top:0;" coordsize="5954014,9144" path="m0,0l5954014,0l5954014,9144l0,9144l0,0">
-                  <v:stroke weight="0pt" endcap="flat" joinstyle="miter" miterlimit="10" on="false" color="#000000" opacity="0"/>
-                  <v:fill on="true" color="#000000"/>
-                </v:shape>
-              </v:group>
-            </w:pict>
-          </mc:Fallback>
-        </mc:AlternateContent>
-      </w:r>
-    </w:p>
-    <w:p>
-      <w:pPr>
-        <w:spacing w:after="85" w:line="240" w:lineRule="auto"/>
-        <w:ind w:left="0" w:firstLine="0"/>
-      </w:pPr>
-      <w:r>
-        <w:rPr>
-          <w:sz w:val="8"/>
-        </w:rPr>
-        <w:t xml:space="preserve"> </w:t>
-      </w:r>
-    </w:p>
-    <w:p>
-      <w:pPr>
-        <w:tabs>
-          <w:tab w:val="right" w:pos="9351"/>
-        </w:tabs>
-        <w:spacing w:after="71" w:line="240" w:lineRule="auto"/>
-        <w:ind w:left="0" w:firstLine="0"/>
-      </w:pPr>
-      <w:r>
-        <w:t>IEEE Student Chapter – University at Albany</w:t>
-      </w:r>
-      <w:r>
-        <w:t>, SUNY</w:t>
-      </w:r>
-      <w:r>
-        <w:tab/>
-        <w:t xml:space="preserve">May 2025 </w:t>
-      </w:r>
-    </w:p>
-    <w:p>
-      <w:pPr>
-        <w:spacing w:after="0" w:line="360" w:lineRule="auto"/>
-        <w:ind w:left="478"/>
-      </w:pPr>
-      <w:r>
-        <w:rPr>
-          <w:i/>
-        </w:rPr>
-        <w:t xml:space="preserve">Personal Portfolio </w:t>
-      </w:r>
-      <w:r>
-        <w:rPr>
-          <w:i/>
-        </w:rPr>
-        <w:t>Design</w:t>
-      </w:r>
-    </w:p>
-    <w:p>
-      <w:pPr>
-        <w:numPr>
-          <w:ilvl w:val="0"/>
-          <w:numId w:val="2"/>
-        </w:numPr>
-        <w:spacing w:after="184" w:line="360" w:lineRule="auto"/>
-        <w:ind w:hanging="360"/>
-      </w:pPr>
-      <w:r>
-        <w:t xml:space="preserve">Delivered a workshop to 50+ attendees, covering HTML/CSS/JavaScript fundamentals, hosting options (GitHub Pages, Firebase Hosting), and best practices for content layout and professional branding. </w:t>
-      </w:r>
-    </w:p>
-    <w:p>
-      <w:pPr>
-        <w:spacing w:after="0" w:line="360" w:lineRule="auto"/>
-        <w:ind w:left="345" w:hanging="345"/>
-      </w:pPr>
-      <w:r>
-        <w:t xml:space="preserve">Albany Boxing Club – </w:t>
-      </w:r>
-      <w:r>
-        <w:t>University at Albany, SUNY</w:t>
-      </w:r>
-      <w:r>
-        <w:rPr>
-          <w:i/>
-        </w:rPr>
-        <w:t xml:space="preserve">  </w:t>
-      </w:r>
-      <w:r>
-        <w:tab/>
-      </w:r>
-      <w:r>
-        <w:tab/>
-      </w:r>
-      <w:r>
-        <w:tab/>
-      </w:r>
-      <w:r>
-        <w:tab/>
-      </w:r>
-      <w:r>
-        <w:tab/>
-      </w:r>
-      <w:r>
-        <w:tab/>
-        <w:t xml:space="preserve">            </w:t>
-      </w:r>
-      <w:r>
-        <w:t xml:space="preserve">                  </w:t>
-      </w:r>
-      <w:r>
-        <w:t>2024 – 2025</w:t>
-      </w:r>
-      <w:r>
-        <w:t xml:space="preserve">                 </w:t>
-      </w:r>
-    </w:p>
-    <w:p>
-      <w:pPr>
-        <w:spacing w:after="0" w:line="360" w:lineRule="auto"/>
-        <w:ind w:left="345" w:firstLine="0"/>
-      </w:pPr>
-      <w:r>
-        <w:t xml:space="preserve">    </w:t>
-      </w:r>
-      <w:r>
-        <w:rPr>
-          <w:i/>
-          <w:iCs/>
-        </w:rPr>
-        <w:t>Lead Coach &amp; Fitness Instructor</w:t>
-      </w:r>
-      <w:r>
-        <w:rPr>
-          <w:i/>
-        </w:rPr>
-        <w:t xml:space="preserve">  </w:t>
-      </w:r>
-    </w:p>
-    <w:p>
-      <w:pPr>
-        <w:numPr>
-          <w:ilvl w:val="0"/>
-          <w:numId w:val="2"/>
-        </w:numPr>
-        <w:spacing w:line="360" w:lineRule="auto"/>
-        <w:ind w:hanging="360"/>
-      </w:pPr>
-      <w:r>
-        <w:t xml:space="preserve">Designed and led weekly training sessions 4 times a week for a 200+ member club, teaching boxing fundamentals, conditioning drills, and proper technique. </w:t>
-      </w:r>
-    </w:p>
-    <w:p>
-      <w:pPr>
-        <w:spacing w:line="240" w:lineRule="auto"/>
-        <w:ind w:left="705" w:firstLine="0"/>
-      </w:pPr>
     </w:p>
     <w:p>
       <w:pPr>
@@ -1862,7 +1342,7 @@
         <w:ind w:left="10"/>
       </w:pPr>
       <w:r>
-        <w:t xml:space="preserve">Programming languages: Java, JavaScript, Python, SQL, CSS, C &amp; C#, HTML, VBA, Object Scripts </w:t>
+        <w:t>Programming languages: Java, JavaScript, Python, SQL, CSS, C &amp; C#, HTML, VBA, Object Scripts</w:t>
       </w:r>
     </w:p>
     <w:p>
@@ -1871,7 +1351,7 @@
         <w:ind w:left="10"/>
       </w:pPr>
       <w:r>
-        <w:t xml:space="preserve">Software / Frameworks:  Microsoft Office, Excel, Unity, Eclipse, VBA Editor, GitHub, VS Code, Maven, Postman  </w:t>
+        <w:t xml:space="preserve">Software / Frameworks:  Microsoft Office, Excel, Unity, Eclipse, VBA Editor, GitHub, VS Code, Maven, Postman </w:t>
       </w:r>
     </w:p>
     <w:p>
@@ -1888,7 +1368,7 @@
       </w:r>
       <w:proofErr w:type="spellEnd"/>
       <w:r>
-        <w:t xml:space="preserve">, MongoDB, PostgreSQL, MySQL </w:t>
+        <w:t>, MongoDB, PostgreSQL, MySQL</w:t>
       </w:r>
     </w:p>
     <w:p>
@@ -1897,19 +1377,7 @@
         <w:ind w:left="10"/>
       </w:pPr>
       <w:r>
-        <w:t xml:space="preserve">Languages:  English, Albanian </w:t>
-      </w:r>
-    </w:p>
-    <w:p>
-      <w:pPr>
-        <w:spacing w:after="168" w:line="240" w:lineRule="auto"/>
-        <w:ind w:left="10"/>
-      </w:pPr>
-      <w:r>
-        <w:t>Certifications: NYS Vehicle Inspection</w:t>
-      </w:r>
-      <w:r>
-        <w:t>, NASM CPT</w:t>
+        <w:t>Languages:  English, Albanian</w:t>
       </w:r>
     </w:p>
     <w:sectPr>
